--- a/docs/design/1.0-迁渃—多维订单库存管理系统.docx
+++ b/docs/design/1.0-迁渃—多维订单库存管理系统.docx
@@ -2568,7 +2568,7 @@
           <w:bCs/>
           <w:lang w:val="en-US" w:eastAsia="zh-CN"/>
         </w:rPr>
-        <w:t>4、租商联盟：</w:t>
+        <w:t>4、租仓联盟：</w:t>
       </w:r>
       <w:r>
         <w:rPr>
@@ -7784,7 +7784,7 @@
           <w:szCs w:val="21"/>
           <w:lang w:val="en-US" w:eastAsia="zh-CN"/>
         </w:rPr>
-        <w:t>（八）租商联盟</w:t>
+        <w:t>（八）租仓联盟</w:t>
       </w:r>
     </w:p>
     <w:p>
@@ -8045,7 +8045,7 @@
           <w:szCs w:val="21"/>
           <w:lang w:val="en-US" w:eastAsia="zh-CN"/>
         </w:rPr>
-        <w:t>添加订单时，选择租商联盟的订单，可指定哪个会员承接，自动在联盟订单池里和订单大厅（后续开发时展示，先隐藏）里面展示，联盟成员点击接单，客户信息脱敏，接单后用平台下单快递单号自动填写。接单人需点击发货。此类订单来源颜色标记。如拒绝，回到联盟公众池</w:t>
+        <w:t>添加订单时，选择租仓联盟的订单，可指定哪个会员承接，自动在联盟订单池里和订单大厅（后续开发时展示，先隐藏）里面展示，联盟成员点击接单，客户信息脱敏，接单后用平台下单快递单号自动填写。接单人需点击发货。此类订单来源颜色标记。如拒绝，回到联盟公众池</w:t>
       </w:r>
     </w:p>
     <w:p>
